--- a/Submission package/suggested_reviewers.docx
+++ b/Submission package/suggested_reviewers.docx
@@ -16,7 +16,7 @@
         <w:pStyle w:val="FirstParagraph"/>
       </w:pPr>
       <w:r>
-        <w:t xml:space="preserve">JBI does not want suggested reviewers inside the cover letter; the system requests them separately if needed. This is a candidate list of real, senior experts whose own methods this paper builds on or stress-tests. Before entering any name, VERIFY the current affiliation and email, and exclude anyone with a conflict of interest (recent co-authorship, same institution, or a mentor/mentee relationship). The author has no co-authors, which simplifies conflict checks.</w:t>
+        <w:t xml:space="preserve">Translational Oncology does not ask for suggested reviewers in the cover letter; enter them only if Editorial Manager requests them separately. This is a candidate list of real, senior experts whose own methods this paper builds on or stress-tests. Before entering any name, verify the current affiliation and email, and exclude anyone with a conflict of interest (recent co-authorship, same institution, or mentor/mentee relationship). The author has no co-authors, which simplifies conflict checks.</w:t>
       </w:r>
     </w:p>
     <w:p>
